--- a/03_Operations/Mentoring_Operating_Procedure_SOP.docx
+++ b/03_Operations/Mentoring_Operating_Procedure_SOP.docx
@@ -33,7 +33,7 @@
           <w:color w:val="646464"/>
           <w:sz w:val="17"/>
         </w:rPr>
-        <w:t>Engineering &amp; Research Mentoring Program | Version 1.5.1 | 23/08/2026</w:t>
+        <w:t>Engineering &amp; Research Mentoring Program | Version 1.6.0 | 23/08/2026</w:t>
       </w:r>
     </w:p>
     <w:tbl>

--- a/03_Operations/Mentoring_Operating_Procedure_SOP.docx
+++ b/03_Operations/Mentoring_Operating_Procedure_SOP.docx
@@ -33,7 +33,7 @@
           <w:color w:val="646464"/>
           <w:sz w:val="17"/>
         </w:rPr>
-        <w:t>Engineering &amp; Research Mentoring Program | Version 1.6.0 | 23/08/2026</w:t>
+        <w:t>Engineering &amp; Research Mentoring Program | Version 1.10.0 | 04/09/2026</w:t>
       </w:r>
     </w:p>
     <w:tbl>
